--- a/klagomål/A 42798-2026 FSC-klagomål.docx
+++ b/klagomål/A 42798-2026 FSC-klagomål.docx
@@ -681,7 +681,7 @@
     <w:r>
       <w:tab/>
       <w:tab/>
-      <w:t>2026-10-15</w:t>
+      <w:t>2026-10-16</w:t>
       <w:br/>
       <w:br/>
     </w:r>

--- a/klagomål/A 42798-2026 FSC-klagomål.docx
+++ b/klagomål/A 42798-2026 FSC-klagomål.docx
@@ -681,7 +681,7 @@
     <w:r>
       <w:tab/>
       <w:tab/>
-      <w:t>2026-10-16</w:t>
+      <w:t>2026-10-17</w:t>
       <w:br/>
       <w:br/>
     </w:r>

--- a/klagomål/A 42798-2026 FSC-klagomål.docx
+++ b/klagomål/A 42798-2026 FSC-klagomål.docx
@@ -681,7 +681,7 @@
     <w:r>
       <w:tab/>
       <w:tab/>
-      <w:t>2026-10-17</w:t>
+      <w:t>2026-10-18</w:t>
       <w:br/>
       <w:br/>
     </w:r>

--- a/klagomål/A 42798-2026 FSC-klagomål.docx
+++ b/klagomål/A 42798-2026 FSC-klagomål.docx
@@ -178,7 +178,7 @@
       <w:r>
         <w:drawing>
           <wp:inline xmlns:a="http://schemas.openxmlformats.org/drawingml/2006/main" xmlns:pic="http://schemas.openxmlformats.org/drawingml/2006/picture">
-            <wp:extent cx="4052041" cy="5724000"/>
+            <wp:extent cx="4516256" cy="5724000"/>
             <wp:docPr id="1" name="Picture 1"/>
             <wp:cNvGraphicFramePr>
               <a:graphicFrameLocks noChangeAspect="1"/>
@@ -199,7 +199,7 @@
                   <pic:spPr>
                     <a:xfrm>
                       <a:off x="0" y="0"/>
-                      <a:ext cx="4052041" cy="5724000"/>
+                      <a:ext cx="4516256" cy="5724000"/>
                     </a:xfrm>
                     <a:prstGeom prst="rect"/>
                   </pic:spPr>
@@ -216,12 +216,12 @@
         <w:spacing w:after="240"/>
       </w:pPr>
       <w:r>
-        <w:t>Figur 1. Fyndplatser för naturvårdsarter i avverkningsanmälan. Markörer utan svart kant är placerade på fyndplatsen. Markörer med svart kant är placerade vid sidan av fyndplatsen och har ett svart streck som visar fyndplatsens exakta position. Kartans mittpunktskoordinat är N 6370666, E 727169 i SWEREF 99 TM.</w:t>
+        <w:t>Figur 1. Fyndplatser för naturvårdsarter i och inom 5 meter från avverkningsanmälan. Markörer utan svart kant är placerade på fyndplatsen. Markörer med svart kant är placerade vid sidan av fyndplatsen och har ett svart streck som visar fyndplatsens exakta position. Kartans mittpunktskoordinat är N 6370666, E 727169 i SWEREF 99 TM.</w:t>
       </w:r>
     </w:p>
     <w:p>
       <w:r>
-        <w:t>I avverkningsanmälan finns fynd av 2 naturvårdsarter, varav 1 är rödlistad, 1 är typisk (T) och 1 är signalart (S): kattfotslav (NT, T) och västlig hakmossa (S). Se Figur 1.</w:t>
+        <w:t>I och inom 5 meter från avverkningsanmälan finns fynd av 22 naturvårdsarter, varav 13 är rödlistade, 5 är typiska (T) och 8 är signalarter (S): Clitopaxillus alexandri (VU), gul lammticka (VU), gulsträngad fagerspindling (VU), Phellodon melilotinus (VU), slemringad vaxskivling (VU), violettfläckig spindling (VU), blå slemspindling (NT, T), denisespindling (NT), flattoppad klubbsvamp (NT), kattfotslav (NT, T), odörspindling (NT), solvända (NT), sårläka (NT, T), anisspindling (S), brun klibbskivling (S), fransig jordstjärna (S), grönpyrola (S, T), kragjordstjärna (S), olivspindling (S), rödgul trumpetsvamp (S), västlig hakmossa (S) och kransmossa (T). Se Figur 1.</w:t>
       </w:r>
     </w:p>
     <w:p>
@@ -251,6 +251,128 @@
       <w:r>
         <w:rPr>
           <w:b/>
+          <w:i/>
+        </w:rPr>
+        <w:t>Clitopaxillus alexandri</w:t>
+      </w:r>
+      <w:r>
+        <w:rPr>
+          <w:b/>
+        </w:rPr>
+        <w:t xml:space="preserve"> (VU)</w:t>
+      </w:r>
+      <w:r>
+        <w:t xml:space="preserve"> är en pluggtrattskivling som lever som nedbrytare i förna under gran och tall i äldre kalkbarrskog. Hittills endast bekräftad från ett fåtal lokaler på Gotland och en lokal i Västergötland. Det saknas indikation på att arten långsiktigt kan etablera och reproducera sig i skogar som kontinuerligt trakthyggesbrukas. Den typ av tjocka förnalager av lämplig kvalitet som utgör artens habitat hinner inte nyskapas under de omloppstider som råder mellan slutavverkningsfaserna. En fortlöpande minskning bedöms pågå p.g.a. slutavverkning av äldre kalkbarrskog (SLU Artdatabanken, 2026).</w:t>
+      </w:r>
+    </w:p>
+    <w:p>
+      <w:r>
+        <w:rPr>
+          <w:b/>
+        </w:rPr>
+        <w:t>Gul lammticka (VU)</w:t>
+      </w:r>
+      <w:r>
+        <w:t xml:space="preserve"> bildar mykorrhiza med gran och förekommer i örtrik barrskog på kalkrik mark. Arten är placerad högst upp i Skogsstyrelsens värdepyramid för bedömning av skog med höga naturvärden och indikerar alltid skyddsvärda kalkgranskogar med höga naturvärden. Svampen tål inte slutavverkning och lokaler med gul lammticka bör skyddas som biotopskyddsområden eller naturreservat och lämnas för fri utveckling (SLU Artdatabanken, 2024; Nitare &amp; Skogsstyrelsen, 2019).</w:t>
+      </w:r>
+    </w:p>
+    <w:p>
+      <w:r>
+        <w:rPr>
+          <w:b/>
+        </w:rPr>
+        <w:t>Gulsträngad fagerspindling (VU)</w:t>
+      </w:r>
+      <w:r>
+        <w:t>, som bildar mykorrhiza med tall och gran i luckig kalkbarrskog, har sin huvudsakliga utbredning på Gotland samt enstaka fynd på norra Öland. Arten är placerad högst upp i Skogsstyrelsens värdepyramid för bedömning av skog med höga naturvärden och hotas av slutavverkningar av äldre kontinuitetsbarrskog. Lokaler med arten måste skyddas från avverkning och kalkbrytning. Gulsträngad fagerspindling är globalt rödlistad som sårbar (VU) vilket innebär att Sverige har ett internationellt ansvar för arten (SLU Artdatabanken, 2024; Nitare &amp; Skogsstyrelsen, 2019; IUCN, 2019).</w:t>
+      </w:r>
+    </w:p>
+    <w:p>
+      <w:r>
+        <w:rPr>
+          <w:b/>
+          <w:i/>
+        </w:rPr>
+        <w:t>Phellodon melilotinus</w:t>
+      </w:r>
+      <w:r>
+        <w:rPr>
+          <w:b/>
+        </w:rPr>
+        <w:t xml:space="preserve"> (VU) </w:t>
+      </w:r>
+      <w:r>
+        <w:t>är en lädertaggsvamp som bildar mykorrhiza med gran, möjligen även med tall, i äldre barrskog på kalkrik mark. Den totala populationen i landet bedöms ha minskat och förväntas fortsätta minska på grund av slutavverkning av äldre kalkbarrskog och kontinuitetsskog. Arten har begränsad förmåga att återetablera sig efter slutavverkning eller andra storskaliga skogsbruksåtgärder. Det finns inga indikationer på att arten långsiktigt kan etablera eller reproducera sig i skogsbestånd som brukas med trakthyggesmetoder, markberedning, gödsling eller föryngring med förädlat plantmaterial. Uppfyller kriterierna för att bli rödlistad på grund av ny kunskap som visar att en större andel av populationen än tidigare bedömt är knuten till kontinuitetsbarrskog (SLU Artdatabanken, 2026).</w:t>
+      </w:r>
+    </w:p>
+    <w:p>
+      <w:r>
+        <w:rPr>
+          <w:b/>
+        </w:rPr>
+        <w:t>Slemringad vaxskivling (VU)</w:t>
+      </w:r>
+      <w:r>
+        <w:t xml:space="preserve"> bildar mykorrhiza med tall, ev. även med gran, på kalkrik mark i barrskog, helst kalktallskog. Storskaligt skogsbruk, särskilt slutavverkning och markberedning skadar arten. Det är önskvärt att individrika lokaler kan bevaras i befintligt skick och att slutavverkning och markberedning undviks på övriga växtplatser (SLU Artdatabanken, 2024; Nitare &amp; Skogsstyrelsen, 2019).</w:t>
+      </w:r>
+    </w:p>
+    <w:p>
+      <w:r>
+        <w:rPr>
+          <w:b/>
+        </w:rPr>
+        <w:t>Violettfläckig spindling (VU)</w:t>
+      </w:r>
+      <w:r>
+        <w:t xml:space="preserve"> bildar mykorrhiza med gran och tall i äldre kalkbarrskogar på torr, örtrik mark. Minskningstakten uppgår till 30 % inom 50 år och överstiger gränsvärdet för Sårbar (VU). Artens ekologiska krav med fynd enbart i äldre, örtrika kalkbarrskogar med kontinuitet, miljöer som idag ofta är starkt hotade av slutavverkningar, gör den mycket sårbar. Alla kända lokaler har ett högt skyddsvärde och kalkbarrskogar med höga naturvärden bör få områdesskydd med individuellt anpassade skötselråd (SLU Artdatabanken, 2024).</w:t>
+      </w:r>
+    </w:p>
+    <w:p>
+      <w:r>
+        <w:rPr>
+          <w:b/>
+        </w:rPr>
+        <w:t>Blå slemspindling (NT)</w:t>
+      </w:r>
+      <w:r>
+        <w:t xml:space="preserve"> är en mykorrhizasvamp som förekommer i kalkgranskogar med välutvecklade mossmattor och ett örtrikt fältskikt. Den växer även på rik mark i ädellövskog under bok, ek. lind och hassel. Växtplatserna har ofta hög luftfuktighet och ligger gärna i anslutning till en bäck eller ett fuktdråg där marken inte blir helt uttorkad under sommaren. Arten signalerar höga naturvärden och växer ofta tillsammans med många andra ovanliga och rödlistade arter. Den totala populationen i landet bedöms ha minskat och väntas fortsätta minska, främst till följd av avverkning av kalkbarrskogar. Blå slemspindling är typisk art för </w:t>
+      </w:r>
+      <w:r>
+        <w:rPr>
+          <w:i/>
+        </w:rPr>
+        <w:t xml:space="preserve">9050 Näringsrik granskog </w:t>
+      </w:r>
+      <w:r>
+        <w:t>(SLU Artdatabanken, 2026; Nitare &amp; Skogsstyrelsen, 2019).</w:t>
+      </w:r>
+    </w:p>
+    <w:p>
+      <w:r>
+        <w:rPr>
+          <w:b/>
+        </w:rPr>
+        <w:t>Denisespindling (NT)</w:t>
+      </w:r>
+      <w:r>
+        <w:t xml:space="preserve"> bildar mykorrhiza med tall och gran i kalktallskog och ängsgranskog på kalkrik mark. Artens koppling till produktiva äldre granskogar med hög bonitet gör den särskilt utsatt för slutavverkning. Kalkbarrskogar med höga naturvärden bör undantas från rationellt skogsbruk och få områdesskydd med anpassade skötselråd (SLU Artdatabanken, 2024).</w:t>
+      </w:r>
+    </w:p>
+    <w:p>
+      <w:r>
+        <w:rPr>
+          <w:b/>
+        </w:rPr>
+        <w:t xml:space="preserve">Flattoppad klubbsvamp (NT) </w:t>
+      </w:r>
+      <w:r>
+        <w:t>bildar mykorrhiza med gran och växer i äldre barrskog på näringsrik, kalkpåverkad mark. Växtmiljön utgörs vanligen av örtrika granskogar med höga naturvärden, gärna påverkade av ytligt och rörligt markvatten. Svampen kräver välutvecklade gamla mossmattor med konstant fuktigt mikroklimat och hotas främst av slutavverkning av äldre ängsgranskogar på näringsrik mark. Artens lokaler bör undantas från skogsbruk (SLU Artdatabanken, 2024).</w:t>
+      </w:r>
+    </w:p>
+    <w:p>
+      <w:r>
+        <w:rPr>
+          <w:b/>
         </w:rPr>
         <w:t xml:space="preserve">Kattfotslav (NT) </w:t>
       </w:r>
@@ -274,6 +396,126 @@
       </w:r>
       <w:r>
         <w:t xml:space="preserve"> (Nitare &amp; Skogsstyrelsen, 2019; SLU Artdatabanken, 2026).</w:t>
+      </w:r>
+    </w:p>
+    <w:p>
+      <w:r>
+        <w:rPr>
+          <w:b/>
+        </w:rPr>
+        <w:t>Odörspindling (NT)</w:t>
+      </w:r>
+      <w:r>
+        <w:t xml:space="preserve"> bildar mykorrhiza med gran och tall i örtrik kalkbarrskog. Den uppträder huvudsakligen i äldre barrskogar så kallade ”bondeskogar” med en lång trädkontinuitet. Minskningstakten uppgår till 15 % inom 50 år och bedöms vara nära gränsvärdet för Sårbar (VU). (A2c+3c+4c). Virkesrika, äldre barrskogar med hög bonitet, på bättre jordar är en bristvara i befintliga, skyddade områden i Sverige och fler örtrika barrskogar med trädkontinuitet måste skyddas i större utsträckning än vad som tidigare gjorts. Områden med odörspindling bör inte gallras eller plockhuggas om inte huggningen efterföljs av skogsbete (SLU Artdatabanken, 2024).</w:t>
+      </w:r>
+    </w:p>
+    <w:p>
+      <w:r>
+        <w:rPr>
+          <w:b/>
+        </w:rPr>
+        <w:t>Sårläka (NT)</w:t>
+      </w:r>
+      <w:r>
+        <w:t xml:space="preserve"> växer på mullrik mark i skuggiga eller halvskuggiga lövskogar och lundar men också i örtrika kalkbarrskogar. Arten ingår i en exklusiv lundflora som bara uppträder i de allra rikaste kalkbarrskogarna söder om den biologiska norrlandsgränsen. I ädellövskogar och lundar är den också knuten till områden med en mycket rik mångfald av naturvårdsarter. Enligt Riksskogstaxeringens data förefaller den ha minskat kraftigt (&gt;50%) vilket troligen kan förklaras av det storskaliga skogsbruket med kalhyggen. Sårläka är typisk art för </w:t>
+      </w:r>
+      <w:r>
+        <w:rPr>
+          <w:i/>
+        </w:rPr>
+        <w:t xml:space="preserve">9050 Näringsrik granskog, 9020 Nordlig ädellövskog, 9130 Näringsrik bokskog </w:t>
+      </w:r>
+      <w:r>
+        <w:t xml:space="preserve">och </w:t>
+      </w:r>
+      <w:r>
+        <w:rPr>
+          <w:i/>
+        </w:rPr>
+        <w:t>9160 Näringsrik ekskog</w:t>
+      </w:r>
+      <w:r>
+        <w:t xml:space="preserve"> samt värdväxt för den rödlistade fjärilen sårläkeplattmal (NT) (SLU Artdatabanken, 2026; Nitare &amp; Skogsstyrelsen, 2019).</w:t>
+      </w:r>
+    </w:p>
+    <w:p>
+      <w:r>
+        <w:rPr>
+          <w:b/>
+        </w:rPr>
+        <w:t xml:space="preserve">Grönpyrola </w:t>
+      </w:r>
+      <w:r>
+        <w:t xml:space="preserve">växer främst på sandig, torr eller frisk mark i äldre barrskog, ofta på isälvsmaterial såsom sand och grus. Den påträffas främst i äldre naturligt uppkomna barrskogar, exempelvis på tallmoar, i åssluttningar, dyner och rasbranter. Arten är känslig för skogsbruksmetoder såsom slutavverkning och markberedning. Grönpyrola är typisk art för </w:t>
+      </w:r>
+      <w:r>
+        <w:rPr>
+          <w:i/>
+        </w:rPr>
+        <w:t>9010 Taiga, 9060 Åsbarrskog</w:t>
+      </w:r>
+      <w:r>
+        <w:t xml:space="preserve"> och</w:t>
+      </w:r>
+      <w:r>
+        <w:rPr>
+          <w:i/>
+        </w:rPr>
+        <w:t xml:space="preserve"> 1610 Åsöar i Östersjön </w:t>
+      </w:r>
+      <w:r>
+        <w:t>(Nitare &amp; Skogsstyrelsen, 2019; SLU Artdatabanken, 2025).</w:t>
+      </w:r>
+    </w:p>
+    <w:p>
+      <w:r>
+        <w:rPr>
+          <w:b/>
+        </w:rPr>
+        <w:t>Olivspindling</w:t>
+      </w:r>
+      <w:r>
+        <w:t xml:space="preserve"> växer uteslutande på näringsrik och kalkhaltig skogsmark där den huvudsakligen bildar mykorrhiza med gran och tall. Svampen är en typisk representant för kalkgranskogens särpräglade och rika svampflora. Kalavverkning är ett hot mot arten, eftersom den sannolikt kräver lång kontinuitet av äldre träd. Populationerna i landet bedöms därför minska beroende på slutavverkning av äldre barrskog på kalkhaltig mark (SLU Artdatabanken, 2024; Nitare &amp; Skogsstyrelsen, 2019).</w:t>
+      </w:r>
+    </w:p>
+    <w:p>
+      <w:r>
+        <w:rPr>
+          <w:b/>
+        </w:rPr>
+        <w:t xml:space="preserve">Rödgul trumpetsvamp </w:t>
+      </w:r>
+      <w:r>
+        <w:t>signalerar kalkrika barrsumpskogar eller avgränsade små mineralrika ytor i barrskogslandskapet, vilka normalt har höga naturvärden. I urbergsbygder är den en bra signalart på känsliga skogsbiotoper (Nitare &amp; Skogsstyrelsen, 2019).</w:t>
+      </w:r>
+    </w:p>
+    <w:p>
+      <w:r>
+        <w:rPr>
+          <w:b/>
+        </w:rPr>
+        <w:t>Kransmossa</w:t>
+      </w:r>
+      <w:r>
+        <w:t xml:space="preserve"> är typisk art för </w:t>
+      </w:r>
+      <w:r>
+        <w:rPr>
+          <w:i/>
+        </w:rPr>
+        <w:t xml:space="preserve">9050 Näringsrik granskog </w:t>
+      </w:r>
+      <w:r>
+        <w:t xml:space="preserve">och </w:t>
+      </w:r>
+      <w:r>
+        <w:rPr>
+          <w:i/>
+        </w:rPr>
+        <w:t xml:space="preserve">6170 Alpina kalkgräsmarker </w:t>
+      </w:r>
+      <w:r>
+        <w:t>(SLU Artdatabanken, 2025).</w:t>
       </w:r>
     </w:p>
     <w:p>
@@ -345,6 +587,43 @@
         <w:rPr>
           <w:b/>
         </w:rPr>
+        <w:t xml:space="preserve">6.4.1 </w:t>
+      </w:r>
+      <w:r>
+        <w:t>Följande biotoper undantas från alla skogsbruksåtgärder, förutom åtgärder påkallade för att bevara eller främja biotopens naturliga eller hävdbetingade biologiska mångfald:</w:t>
+      </w:r>
+    </w:p>
+    <w:p>
+      <w:pPr>
+        <w:ind w:left="357"/>
+      </w:pPr>
+      <w:r>
+        <w:t>b) nyckelbiotoper enligt Skogsstyrelsens definition och metod (1995)</w:t>
+      </w:r>
+    </w:p>
+    <w:p>
+      <w:pPr>
+        <w:pStyle w:val="ListBullet"/>
+      </w:pPr>
+      <w:r>
+        <w:rPr>
+          <w:b/>
+          <w:i/>
+        </w:rPr>
+        <w:t xml:space="preserve">Kommentar: </w:t>
+      </w:r>
+      <w:r>
+        <w:rPr>
+          <w:i/>
+        </w:rPr>
+        <w:t>I det avverkningsanmälda skogsområdet har 21 rödlistade arter och signalarter påträffats. Detta ska jämföras med Skogsstyrelsens uppföljning 2017 av nyckelbiotoper som visade att man i genomsnitt hittar 20,6 olika rödlistade arter och signalarter i en nyckelbiotop (Wijk, S. 2017. Biologisk mångfald i nyckelbiotoper – Resultat från inventeringen “Uppföljning biologisk mångfald” 2009–2015. Rapport 4/2017 Skogsstyrelsen, Jönköping).</w:t>
+      </w:r>
+    </w:p>
+    <w:p>
+      <w:r>
+        <w:rPr>
+          <w:b/>
+        </w:rPr>
         <w:t xml:space="preserve">6.4.3 </w:t>
       </w:r>
       <w:r>
@@ -366,7 +645,7 @@
         <w:rPr>
           <w:i/>
         </w:rPr>
-        <w:t>I det avverkningsanmälda skogsområdet har 2 naturvårdsarter varav 1 rödlistade arter sina livsmiljöer och växtplatser.</w:t>
+        <w:t>I det avverkningsanmälda skogsområdet har 22 naturvårdsarter varav 13 rödlistade arter sina livsmiljöer och växtplatser.</w:t>
       </w:r>
     </w:p>
     <w:p>
@@ -681,7 +960,7 @@
     <w:r>
       <w:tab/>
       <w:tab/>
-      <w:t>2026-10-18</w:t>
+      <w:t>2026-10-19</w:t>
       <w:br/>
       <w:br/>
     </w:r>

--- a/klagomål/A 42798-2026 FSC-klagomål.docx
+++ b/klagomål/A 42798-2026 FSC-klagomål.docx
@@ -960,7 +960,7 @@
     <w:r>
       <w:tab/>
       <w:tab/>
-      <w:t>2026-10-19</w:t>
+      <w:t>2026-10-20</w:t>
       <w:br/>
       <w:br/>
     </w:r>

--- a/klagomål/A 42798-2026 FSC-klagomål.docx
+++ b/klagomål/A 42798-2026 FSC-klagomål.docx
@@ -960,7 +960,7 @@
     <w:r>
       <w:tab/>
       <w:tab/>
-      <w:t>2026-10-20</w:t>
+      <w:t>2026-10-21</w:t>
       <w:br/>
       <w:br/>
     </w:r>

--- a/klagomål/A 42798-2026 FSC-klagomål.docx
+++ b/klagomål/A 42798-2026 FSC-klagomål.docx
@@ -960,7 +960,7 @@
     <w:r>
       <w:tab/>
       <w:tab/>
-      <w:t>2026-10-21</w:t>
+      <w:t>2026-10-22</w:t>
       <w:br/>
       <w:br/>
     </w:r>

--- a/klagomål/A 42798-2026 FSC-klagomål.docx
+++ b/klagomål/A 42798-2026 FSC-klagomål.docx
@@ -960,7 +960,7 @@
     <w:r>
       <w:tab/>
       <w:tab/>
-      <w:t>2026-10-22</w:t>
+      <w:t>2026-10-23</w:t>
       <w:br/>
       <w:br/>
     </w:r>

--- a/klagomål/A 42798-2026 FSC-klagomål.docx
+++ b/klagomål/A 42798-2026 FSC-klagomål.docx
@@ -960,7 +960,7 @@
     <w:r>
       <w:tab/>
       <w:tab/>
-      <w:t>2026-10-23</w:t>
+      <w:t>2026-10-24</w:t>
       <w:br/>
       <w:br/>
     </w:r>

--- a/klagomål/A 42798-2026 FSC-klagomål.docx
+++ b/klagomål/A 42798-2026 FSC-klagomål.docx
@@ -960,7 +960,7 @@
     <w:r>
       <w:tab/>
       <w:tab/>
-      <w:t>2026-10-24</w:t>
+      <w:t>2026-10-25</w:t>
       <w:br/>
       <w:br/>
     </w:r>

--- a/klagomål/A 42798-2026 FSC-klagomål.docx
+++ b/klagomål/A 42798-2026 FSC-klagomål.docx
@@ -960,7 +960,7 @@
     <w:r>
       <w:tab/>
       <w:tab/>
-      <w:t>2026-10-25</w:t>
+      <w:t>2026-10-26</w:t>
       <w:br/>
       <w:br/>
     </w:r>

--- a/klagomål/A 42798-2026 FSC-klagomål.docx
+++ b/klagomål/A 42798-2026 FSC-klagomål.docx
@@ -960,7 +960,7 @@
     <w:r>
       <w:tab/>
       <w:tab/>
-      <w:t>2026-10-26</w:t>
+      <w:t>2026-10-27</w:t>
       <w:br/>
       <w:br/>
     </w:r>

--- a/klagomål/A 42798-2026 FSC-klagomål.docx
+++ b/klagomål/A 42798-2026 FSC-klagomål.docx
@@ -960,7 +960,7 @@
     <w:r>
       <w:tab/>
       <w:tab/>
-      <w:t>2026-10-27</w:t>
+      <w:t>2026-10-28</w:t>
       <w:br/>
       <w:br/>
     </w:r>

--- a/klagomål/A 42798-2026 FSC-klagomål.docx
+++ b/klagomål/A 42798-2026 FSC-klagomål.docx
@@ -960,7 +960,7 @@
     <w:r>
       <w:tab/>
       <w:tab/>
-      <w:t>2026-10-28</w:t>
+      <w:t>2026-10-29</w:t>
       <w:br/>
       <w:br/>
     </w:r>

--- a/klagomål/A 42798-2026 FSC-klagomål.docx
+++ b/klagomål/A 42798-2026 FSC-klagomål.docx
@@ -960,7 +960,7 @@
     <w:r>
       <w:tab/>
       <w:tab/>
-      <w:t>2026-10-29</w:t>
+      <w:t>2026-10-31</w:t>
       <w:br/>
       <w:br/>
     </w:r>
